--- a/hopper/3d/design/Hopper_3D_Design.docx
+++ b/hopper/3d/design/Hopper_3D_Design.docx
@@ -15490,7 +15490,16 @@
         <w:t>image-requests.md</w:t>
       </w:r>
       <w:r>
-        <w:t xml:space="preserve"> (47 images and textures), both generated from </w:t>
+        <w:t xml:space="preserve"> (47 images and textures, round one) and </w:t>
+      </w:r>
+      <w:r>
+        <w:rPr>
+          <w:rFonts w:ascii="Consolas" w:hAnsi="Consolas"/>
+        </w:rPr>
+        <w:t>image-requests-round-2.md</w:t>
+      </w:r>
+      <w:r>
+        <w:t xml:space="preserve"> (32 model reference sheets, round two), both generated from </w:t>
       </w:r>
       <w:r>
         <w:rPr>
@@ -16364,7 +16373,7 @@
                 <w:color w:val="111111"/>
                 <w:sz w:val="20"/>
               </w:rPr>
-              <w:t>Interface and effects images</w:t>
+              <w:t>Reference sheets (turnarounds, kit sheets, props, Hopper poses)</w:t>
             </w:r>
           </w:p>
         </w:tc>
@@ -16396,6 +16405,107 @@
                 <w:color w:val="111111"/>
                 <w:sz w:val="20"/>
               </w:rPr>
+              <w:t>32</w:t>
+            </w:r>
+          </w:p>
+        </w:tc>
+        <w:tc>
+          <w:tcPr>
+            <w:tcW w:type="dxa" w:w="3730"/>
+            <w:vAlign w:val="center"/>
+            <w:shd w:fill="F2F4F7"/>
+            <w:tcBorders>
+              <w:top w:val="single" w:sz="4" w:color="D9D9D9"/>
+              <w:left w:val="single" w:sz="4" w:color="D9D9D9"/>
+              <w:bottom w:val="single" w:sz="4" w:color="D9D9D9"/>
+              <w:right w:val="single" w:sz="4" w:color="D9D9D9"/>
+            </w:tcBorders>
+            <w:tcMar>
+              <w:top w:w="80" w:type="dxa"/>
+              <w:bottom w:w="80" w:type="dxa"/>
+              <w:left w:w="100" w:type="dxa"/>
+              <w:right w:w="100" w:type="dxa"/>
+            </w:tcMar>
+          </w:tcPr>
+          <w:p>
+            <w:pPr>
+              <w:spacing w:after="0" w:line="245" w:lineRule="auto"/>
+            </w:pPr>
+            <w:r>
+              <w:rPr>
+                <w:b w:val="0"/>
+                <w:color w:val="111111"/>
+                <w:sz w:val="20"/>
+              </w:rPr>
+              <w:t>Open; generated before the models they describe</w:t>
+            </w:r>
+          </w:p>
+        </w:tc>
+      </w:tr>
+      <w:tr>
+        <w:trPr>
+          <w:cantSplit/>
+        </w:trPr>
+        <w:tc>
+          <w:tcPr>
+            <w:tcW w:type="dxa" w:w="3096"/>
+            <w:vAlign w:val="center"/>
+            <w:shd w:fill="FFFFFF"/>
+            <w:tcBorders>
+              <w:top w:val="single" w:sz="4" w:color="D9D9D9"/>
+              <w:left w:val="single" w:sz="4" w:color="D9D9D9"/>
+              <w:bottom w:val="single" w:sz="4" w:color="D9D9D9"/>
+              <w:right w:val="single" w:sz="4" w:color="D9D9D9"/>
+            </w:tcBorders>
+            <w:tcMar>
+              <w:top w:w="80" w:type="dxa"/>
+              <w:bottom w:w="80" w:type="dxa"/>
+              <w:left w:w="100" w:type="dxa"/>
+              <w:right w:w="100" w:type="dxa"/>
+            </w:tcMar>
+          </w:tcPr>
+          <w:p>
+            <w:pPr>
+              <w:spacing w:after="0" w:line="245" w:lineRule="auto"/>
+            </w:pPr>
+            <w:r>
+              <w:rPr>
+                <w:b w:val="0"/>
+                <w:color w:val="111111"/>
+                <w:sz w:val="20"/>
+              </w:rPr>
+              <w:t>Interface and effects images</w:t>
+            </w:r>
+          </w:p>
+        </w:tc>
+        <w:tc>
+          <w:tcPr>
+            <w:tcW w:type="dxa" w:w="3456"/>
+            <w:vAlign w:val="center"/>
+            <w:shd w:fill="FFFFFF"/>
+            <w:tcBorders>
+              <w:top w:val="single" w:sz="4" w:color="D9D9D9"/>
+              <w:left w:val="single" w:sz="4" w:color="D9D9D9"/>
+              <w:bottom w:val="single" w:sz="4" w:color="D9D9D9"/>
+              <w:right w:val="single" w:sz="4" w:color="D9D9D9"/>
+            </w:tcBorders>
+            <w:tcMar>
+              <w:top w:w="80" w:type="dxa"/>
+              <w:bottom w:w="80" w:type="dxa"/>
+              <w:left w:w="100" w:type="dxa"/>
+              <w:right w:w="100" w:type="dxa"/>
+            </w:tcMar>
+          </w:tcPr>
+          <w:p>
+            <w:pPr>
+              <w:spacing w:after="0" w:line="245" w:lineRule="auto"/>
+            </w:pPr>
+            <w:r>
+              <w:rPr>
+                <w:b w:val="0"/>
+                <w:color w:val="111111"/>
+                <w:sz w:val="20"/>
+              </w:rPr>
               <w:t>11</w:t>
             </w:r>
           </w:p>
@@ -16404,7 +16514,7 @@
           <w:tcPr>
             <w:tcW w:type="dxa" w:w="3730"/>
             <w:vAlign w:val="center"/>
-            <w:shd w:fill="F2F4F7"/>
+            <w:shd w:fill="FFFFFF"/>
             <w:tcBorders>
               <w:top w:val="single" w:sz="4" w:color="D9D9D9"/>
               <w:left w:val="single" w:sz="4" w:color="D9D9D9"/>
@@ -16553,12 +16663,34 @@
         <w:pStyle w:val="Heading2"/>
       </w:pPr>
       <w:r>
+        <w:t>References before models</w:t>
+      </w:r>
+    </w:p>
+    <w:p>
+      <w:r>
+        <w:t xml:space="preserve">No model is started from a single side-view sprite. Every model request names the art it must match and a reference sheet that is generated and approved first: a turnaround for each species and commander, a kit sheet per region drawn at a shared scale with Hopper, a props sheet, and a pose sheet for Hopper's new clips. These are the second round of image requests, </w:t>
+      </w:r>
+      <w:r>
+        <w:rPr>
+          <w:rFonts w:ascii="Consolas" w:hAnsi="Consolas"/>
+        </w:rPr>
+        <w:t>image-requests-round-2.md</w:t>
+      </w:r>
+      <w:r>
+        <w:t>, added after the first round had begun; it maps every sheet to the models that wait on it.</w:t>
+      </w:r>
+    </w:p>
+    <w:p>
+      <w:pPr>
+        <w:pStyle w:val="Heading2"/>
+      </w:pPr>
+      <w:r>
         <w:t>Order of arrival</w:t>
       </w:r>
     </w:p>
     <w:p>
       <w:r>
-        <w:t>Art can arrive in any order because the stand-ins hold every slot, but the order that helps most is: the Hopper clips (glide and dive change how the game feels), the four mission-one species, the Sunseed and Crownline kits and skies, the Night Rook, then the rest by mission. Paintings should be checked in the viewer against the stand-in they replace before they are committed.</w:t>
+        <w:t>Art can arrive in any order because the stand-ins hold every slot, but the order that helps most is: the reference sheets for mission one, the Hopper clips (glide and dive change how the game feels), the four mission-one species, the Sunseed and Crownline kits and skies, the Night Rook, then the rest by mission. Paintings should be checked in the viewer against the stand-in they replace before they are committed.</w:t>
       </w:r>
     </w:p>
     <w:p>

--- a/hopper/3d/design/Hopper_3D_Design.docx
+++ b/hopper/3d/design/Hopper_3D_Design.docx
@@ -3415,7 +3415,7 @@
                 <w:color w:val="111111"/>
                 <w:sz w:val="20"/>
               </w:rPr>
-              <w:t>Jump; hold to soar, keep holding to glide; at a wall, wall kick</w:t>
+              <w:t>Jump; hold in the air to hover on beating wings, keep holding to glide; at a wall, wall kick</w:t>
             </w:r>
           </w:p>
         </w:tc>
@@ -4279,7 +4279,7 @@
     </w:p>
     <w:p>
       <w:r>
-        <w:t>The mapping keeps the 2D game's muscle memory where it still means the same thing (A jump and soar, X kick, B guard, RT lasers, Menu, View) and gives the four unused inputs to the four new 3D verbs. Nothing essential is on a click or a combination.</w:t>
+        <w:t>The mapping keeps the 2D game's muscle memory where it still means the same thing (A jump and hover, X kick, B guard, RT lasers, Menu, View) and gives the four unused inputs to the four new 3D verbs. Nothing essential is on a click or a combination.</w:t>
       </w:r>
     </w:p>
     <w:p>
@@ -4579,7 +4579,7 @@
                 <w:color w:val="111111"/>
                 <w:sz w:val="20"/>
               </w:rPr>
-              <w:t>0.2 s · 0.15 s · 180° in 0.25 s</w:t>
+              <w:t>0.2 s · 0.15 s · the camera's forward</w:t>
             </w:r>
           </w:p>
         </w:tc>
@@ -4611,7 +4611,7 @@
                 <w:color w:val="111111"/>
                 <w:sz w:val="20"/>
               </w:rPr>
-              <w:t>Heavy pose changes, quick control</w:t>
+              <w:t>Hopper faces the route; backpedal at 55 %, strafe at 85 %</w:t>
             </w:r>
           </w:p>
         </w:tc>
@@ -4680,7 +4680,7 @@
                 <w:color w:val="111111"/>
                 <w:sz w:val="20"/>
               </w:rPr>
-              <w:t>21 m apex (1.5 H), 2.4 s airtime</w:t>
+              <w:t>21 m apex (1.5 H), 2.4 s airtime; a 0.2 s hold adds a few metres</w:t>
             </w:r>
           </w:p>
         </w:tc>
@@ -4749,7 +4749,7 @@
                 <w:color w:val="111111"/>
                 <w:sz w:val="20"/>
               </w:rPr>
-              <w:t>Held jump</w:t>
+              <w:t>Hover</w:t>
             </w:r>
           </w:p>
         </w:tc>
@@ -4781,7 +4781,7 @@
                 <w:color w:val="111111"/>
                 <w:sz w:val="20"/>
               </w:rPr>
-              <w:t>84 m apex (6 H), 4.7 s airtime, 0.5 s thrust window</w:t>
+              <w:t>A held in the air: 1.8 s of altitude held on beating wings, refilled on landing</w:t>
             </w:r>
           </w:p>
         </w:tc>
@@ -4813,7 +4813,7 @@
                 <w:color w:val="111111"/>
                 <w:sz w:val="20"/>
               </w:rPr>
-              <w:t>Clears a tower band, crosses 150 m</w:t>
+              <w:t>Cross a gap, line up a landing, fight above the ground</w:t>
             </w:r>
           </w:p>
         </w:tc>
@@ -4882,7 +4882,7 @@
                 <w:color w:val="111111"/>
                 <w:sz w:val="20"/>
               </w:rPr>
-              <w:t>Sink 6 m/s, forward 40 m/s, from any apex</w:t>
+              <w:t>Sink 7 m/s, forward 62 m/s, once the hover is spent</w:t>
             </w:r>
           </w:p>
         </w:tc>
@@ -4914,7 +4914,7 @@
                 <w:color w:val="111111"/>
                 <w:sz w:val="20"/>
               </w:rPr>
-              <w:t>84 m of height becomes 560 m of distance</w:t>
+              <w:t>84 m of height becomes 700 m of distance</w:t>
             </w:r>
           </w:p>
         </w:tc>
@@ -5951,7 +5951,21 @@
     </w:p>
     <w:p>
       <w:r>
-        <w:t>A tap is a hop; holding A sustains the launch impulse for half a second and cuts it on release, as in the 2D game. Keep holding after the thrust window and the wings open into a glide that lasts until Hopper lands, presses Y to dive, or releases A to drop. Releasing and pressing A again in the air re-opens the wings; there is no second jump. Steering in the air is strong enough to correct a line, never so strong that arcs stop reading.</w:t>
+        <w:t xml:space="preserve">A tap is a hop, and a short hold after takeoff adds a few metres, no more. Holding A in the air is a </w:t>
+      </w:r>
+      <w:r>
+        <w:rPr>
+          <w:b/>
+        </w:rPr>
+        <w:t>hover</w:t>
+      </w:r>
+      <w:r>
+        <w:t>: the wings beat hard, the fall stops, and Hopper holds his height for just under two seconds, long enough to cross a gap, pick a landing or trade shots with a flyer. There is no second jump and no boost; the hover is a pause in the air, not a climb. When the hover is spent and A is still held, the wings lock open into a glide that lasts until Hopper lands, presses Y to dive, or releases A to drop. Releasing and pressing A again while falling hovers again if any fuel is left; the fuel refills on the ground. Steering in the air is strong enough to correct a line, never so strong that arcs stop reading.</w:t>
+      </w:r>
+    </w:p>
+    <w:p>
+      <w:r>
+        <w:t>Hopper always faces forward: the route, or wherever the camera's 45° of manual turn points, or a locked target. Pulling the stick back is a backpedal at half speed, sideways is a strafe, and the dash, the hop back and the wall kick are manoeuvres that keep the facing. Turning round is the camera's job, never the stick's, so the rider is always looking where the danger is.</w:t>
       </w:r>
     </w:p>
     <w:p>
@@ -7103,30 +7117,67 @@
         <w:pStyle w:val="Heading2"/>
       </w:pPr>
       <w:r>
-        <w:t>Knots, waves and ambushes</w:t>
+        <w:t>Pacing: interludes and strongholds</w:t>
       </w:r>
     </w:p>
     <w:p>
       <w:r>
-        <w:t xml:space="preserve">Shadows cluster at </w:t>
+        <w:t xml:space="preserve">A district alternates two kinds of ground. An </w:t>
       </w:r>
       <w:r>
         <w:rPr>
           <w:b/>
         </w:rPr>
-        <w:t>knots</w:t>
+        <w:t>interlude</w:t>
       </w:r>
       <w:r>
-        <w:t xml:space="preserve">: nests around seed vessels, perches on masts, gangs on a deck. A knot's first wave is present; later waves leap in from cover, from above or from under the ground as the first falls, up to five at once in the third mission. Most knots are optional, and the route around them is always visible. Two knots per region are </w:t>
+        <w:t xml:space="preserve"> is three or four hundred metres of clear road: scenic props left and right (windbreaks, farmhouses, silos, crag columns, roof decks), a totem at its start, one or two jump elements on the path itself (a terrace to climb, a shelf sequence, a spring pad over a gap) and at most one patrolling pair of shadows, so the road is alive but not a fight. The next battle is always in view: a </w:t>
       </w:r>
       <w:r>
         <w:rPr>
           <w:b/>
         </w:rPr>
-        <w:t>gates</w:t>
+        <w:t>stronghold</w:t>
       </w:r>
       <w:r>
-        <w:t>: lockdown emitters raise a violet dome around them when Hopper enters, and it drops when the knot is cleared. The last gate of a region stands at the landmark. Ambushes come from behind (a hound following Hopper's line), from above (a ray on a mast, a stalker on a ceiling), from under (a burrower beneath a landing) and from a mirror (a stalker on the ceiling of an arch Hopper is crossing). Nothing spawns off-screen with damage already in flight.</w:t>
+        <w:t>, a cluster of tall things (a granary of silos, an ivory tower pair, a ring of crag columns around the mast) that the interlude walks toward and that grows on the horizon.</w:t>
+      </w:r>
+    </w:p>
+    <w:p>
+      <w:r>
+        <w:t xml:space="preserve">Coming within the stronghold's radius wakes its </w:t>
+      </w:r>
+      <w:r>
+        <w:rPr>
+          <w:b/>
+        </w:rPr>
+        <w:t>host</w:t>
+      </w:r>
+      <w:r>
+        <w:t xml:space="preserve">, which pours out over five or six seconds rather than standing in wait: hounds that were crouched on the silo tops leap down at Hopper, rays and condors drop in from high above and land with a shock, spitters and hounds rise out of the ground by the path, one ambusher waits behind a prop until Hopper has passed, and a second surge appears when the first is down. The HUD counts the host. When the last of it falls the region is </w:t>
+      </w:r>
+      <w:r>
+        <w:rPr>
+          <w:b/>
+        </w:rPr>
+        <w:t>freed</w:t>
+      </w:r>
+      <w:r>
+        <w:t xml:space="preserve">: a banner, two hearts back, a thousand points, and the road opens to the next interlude. The last stronghold of a district is </w:t>
+      </w:r>
+      <w:r>
+        <w:rPr>
+          <w:b/>
+        </w:rPr>
+        <w:t>sealed</w:t>
+      </w:r>
+      <w:r>
+        <w:t>: lockdown emitters raise a violet dome for the fight, as the gates did. The district exit needs every stronghold freed; Thunderhead's last stronghold is the Night Rook's arena.</w:t>
+      </w:r>
+    </w:p>
+    <w:p>
+      <w:r>
+        <w:t>Nothing spawns off-screen with damage already in flight, and every arrival has its tell: the crouch on the perch, the shadow of a drop, the flash of an emergence.</w:t>
       </w:r>
     </w:p>
     <w:p>
@@ -11335,7 +11386,7 @@
     </w:p>
     <w:p>
       <w:r>
-        <w:t>Each chapter is a leg between two landmarks with one dominant beat, keeping the 2D game's forty-five chapter names and their elevation envelopes converted to metres. A chapter has one or two knots, a checkpoint totem near its start and its midpoint, one signal on a high thing, one at the bottom of something and one in a cage, and a way back up from its floor. The last chapter of a region ends at the landmark with a gate knot, or with the mission boss.</w:t>
+        <w:t>Each chapter is a leg between two landmarks with one dominant beat, keeping the 2D game's forty-five chapter names and their elevation envelopes converted to metres. A chapter is an interlude and the stronghold it walks toward, or the last stretch to the landmark: a checkpoint totem at the interlude's start and at the stronghold's edge, one signal on a high thing, one at the bottom of something and one in a cage, and a way back up from its floor. The last chapter of a region ends at the landmark with a sealed stronghold, or with the mission boss.</w:t>
       </w:r>
     </w:p>
     <w:p>
@@ -11456,7 +11507,7 @@
                 <w:color w:val="FFFFFF"/>
                 <w:sz w:val="19"/>
               </w:rPr>
-              <w:t>Held-jump apex</w:t>
+              <w:t>Charged-leap apex</w:t>
             </w:r>
           </w:p>
         </w:tc>
@@ -11557,7 +11608,7 @@
                 <w:color w:val="111111"/>
                 <w:sz w:val="19"/>
               </w:rPr>
-              <w:t>30 m/s²</w:t>
+              <w:t>45 m/s²</w:t>
             </w:r>
           </w:p>
         </w:tc>
@@ -11589,7 +11640,7 @@
                 <w:color w:val="111111"/>
                 <w:sz w:val="19"/>
               </w:rPr>
-              <w:t>84 m</w:t>
+              <w:t>140 m</w:t>
             </w:r>
           </w:p>
         </w:tc>
@@ -11722,7 +11773,7 @@
                 <w:color w:val="111111"/>
                 <w:sz w:val="19"/>
               </w:rPr>
-              <w:t>62 m</w:t>
+              <w:t>104 m</w:t>
             </w:r>
           </w:p>
         </w:tc>
@@ -11855,7 +11906,7 @@
                 <w:color w:val="111111"/>
                 <w:sz w:val="19"/>
               </w:rPr>
-              <w:t>153 m</w:t>
+              <w:t>255 m</w:t>
             </w:r>
           </w:p>
         </w:tc>
@@ -11988,7 +12039,7 @@
                 <w:color w:val="111111"/>
                 <w:sz w:val="19"/>
               </w:rPr>
-              <w:t>99 m</w:t>
+              <w:t>165 m</w:t>
             </w:r>
           </w:p>
         </w:tc>
@@ -12121,7 +12172,7 @@
                 <w:color w:val="111111"/>
                 <w:sz w:val="19"/>
               </w:rPr>
-              <w:t>99 m</w:t>
+              <w:t>165 m</w:t>
             </w:r>
           </w:p>
         </w:tc>
@@ -12261,7 +12312,7 @@
     </w:p>
     <w:p>
       <w:r>
-        <w:t>Honey-coloured morning, terraces, windbreaks, silos and a fallen seed vessel. The first chapter teaches the tap and the hold on terrace tiers, then the glide off the first silo with a whole valley to land in. Hounds follow the player's line so the takeoff strike behind has a use; spitters on terrace lips teach lasers from a glide. The seed vessel is the first knot, and the Crownline towers stand on the horizon the whole time. Exit: the road to Crownline under the windbreaks.</w:t>
+        <w:t>Honey-coloured morning, terraces, windbreaks, silos and fallen seed vessels. Three interludes and three strongholds: the irrigation lesson (a two-tier terrace on the road, a silo to wall-kick, a patrolling pair of hounds) walks toward the Orchard Granary, three silos close together with hounds crouched on their tops, rays dropping in and spitters rising by the path; the windbreak ridges (a thermal onto the ridge, the irrigation cut) walk toward the Seedfall Granary and its two vessels; the road to Crownline climbs a three-tier terrace toward the sealed Crownline Gate. The Crownline towers stand on the horizon the whole time. Exit: the road to Crownline under the windbreaks.</w:t>
       </w:r>
     </w:p>
     <w:p>
@@ -12274,7 +12325,7 @@
     </w:p>
     <w:p>
       <w:r>
-        <w:t>Golden sunset, ivory towers with teal glass bands, roof decks, an elevated line with a train, a construction crown with a slewing crane, billboards that tip, and the observatory at the top. The main line climbs 270 m by roof decks, tower ledges and wall-kick corners. Rays hang between the towers and are the first stomp bounces; leeches on the tower faces beam across the gaps the player is about to cross. The train roof is a moving landing along the transit canyon. Exit: the observatory crown, looking at the summit.</w:t>
+        <w:t>Golden sunset, ivory towers with teal glass bands, roof decks, an elevated line with a train, a construction crown with a slewing crane, billboards that tip, and the observatory at the top. The main line climbs 270 m by roof decks, tower ledges and wall-kick corners, through three strongholds: the Ivory Ward (two towers with hounds on the roofs, rays dropping between them, leeches on the faces as the surge), the Construction Crown, and the sealed Highline Observatory, with the roof ladder, the transit canyon (the rail span runs along the street, the train shuttling) and the sky bridges (a spring pad into a wind lane) as the interludes between. Exit: the observatory crown, looking at the summit.</w:t>
       </w:r>
     </w:p>
     <w:p>
@@ -12287,7 +12338,7 @@
     </w:p>
     <w:p>
       <w:r>
-        <w:t>Slate, apricot storm cloud, an eclipse beginning over the summit. The route drops into the gorge along crag columns, crosses the storm on the ravine bridge under wind lanes, and climbs the broken ridge on thermals that condors also ride. Tortoises hold the shelves; condors make the ascent an air fight. The transmitter mast is visible from the gorge floor as a beacon and is reached at the summit, where the Night Rook is waiting.</w:t>
+        <w:t>Slate, apricot storm cloud, an eclipse beginning over the summit. The slate descent steps down toward the Gorge Bastion, four crag columns rising out of the storm gorge past the rim with tortoises leaping from their tops and condors dropping over the edge; the broken ridge climbs out on a spring pad and a thermal toward the Cloudstep Bastion, a ring of crags around a low step; the summit road walks under the mast, visible from the gorge floor as a beacon, into the Night Rook's arena. Tortoises hold the shelves; condors make the ascent an air fight.</w:t>
       </w:r>
     </w:p>
     <w:p>

--- a/hopper/3d/design/Hopper_3D_Design.docx
+++ b/hopper/3d/design/Hopper_3D_Design.docx
@@ -6103,7 +6103,7 @@
         <w:t>threshold</w:t>
       </w:r>
       <w:r>
-        <w:t>: a lit arch where the trail ends, with the next district visible through it on the horizon in its own colours. Crossing it dissolves the last frame of the old district into the new one over about a second, and Hopper arrives with the heading, the speed and the airborne state he crossed on, measured from the trail so that forward stays forward. A region change should read as walking on, not as being put somewhere else.</w:t>
+        <w:t>: a lit arch where the trail ends, with the next district visible through it on the horizon in its own colours. The district ahead is not a painting: its terrain and its structures are built at a lower level of detail and placed so that its start sits exactly on the current exit, so the city grows on the horizon from the first chapter, fills the view as the last stronghold falls, and is the same city that stands there after the crossing. Only the final district of a mission shows a silhouette landmark instead. Crossing it dissolves the last frame of the old district into the new one over about a second, and Hopper arrives with the heading, the speed and the airborne state he crossed on, measured from the trail so that forward stays forward. A region change should read as walking on, not as being put somewhere else.</w:t>
       </w:r>
     </w:p>
     <w:p>

--- a/hopper/3d/design/Hopper_3D_Design.docx
+++ b/hopper/3d/design/Hopper_3D_Design.docx
@@ -6144,7 +6144,12 @@
     </w:p>
     <w:p>
       <w:r>
-        <w:t>The camera follows from 48 m behind and above the centre-of-mass socket with a 64° vertical field of view, so Hopper fills about a fifth of the frame and the rider stays visible on his back. It faces the way onward: along the district's trail, the route's own tangent 80 m ahead of Hopper's place on it, never toward a point, so it pans only as the trail bends (never faster than 0.9 rad/s) and never faces back toward the start. Hopper is free to turn round and run toward the camera; the view holds its direction. The right stick turns the view up to 45° either way and it springs back when released. Camera collision is a spring against structure colliders, never a cut.</w:t>
+        <w:t>The camera follows from 54 m behind and above the centre-of-mass socket with a 66° vertical field of view, so Hopper fills about a fifth of the frame and the rider stays visible on his back. It faces the way onward: along the district's trail, the route's own tangent 80 m ahead of Hopper's place on it, never toward a point, so it pans only as the trail bends (never faster than 0.9 rad/s) and never faces back toward the start. Hopper is free to turn round and run toward the camera; the view holds its direction. The right stick turns the view up to 45° either way and it springs back when released. Camera collision is a spring against structure colliders, never a cut: a blocked view pulls the eye in quickly and lets it back out slowly, and the ground lifts the eye rather than pulling it in.</w:t>
+      </w:r>
+    </w:p>
+    <w:p>
+      <w:r>
+        <w:t>The camera takes its own smooth path and Hopper moves within the frame. Its look point leads him by his velocity as the camera sees it, smoothed over a few tenths of a second, so a landing, a dash or a wall kick changes the framing at the camera's pace rather than the body's; and it follows him more slowly in height than along the ground, slower still while he is airborne, so a hop and its landing ride on one arc rather than bobbing the whole picture. Hopper drifting to one side of the frame is fine; the camera jumping is not. Only a real change of level, a roof gained or a long fall, moves the picture up or down, and a wide gap closes faster.</w:t>
       </w:r>
     </w:p>
     <w:p>
@@ -7297,7 +7302,7 @@
     </w:p>
     <w:p>
       <w:r>
-        <w:t xml:space="preserve">Coming within the stronghold's radius wakes its </w:t>
+        <w:t xml:space="preserve">A stronghold's </w:t>
       </w:r>
       <w:r>
         <w:rPr>
@@ -7306,7 +7311,7 @@
         <w:t>host</w:t>
       </w:r>
       <w:r>
-        <w:t xml:space="preserve">, which pours out over five or six seconds rather than standing in wait: hounds that were crouched on the silo tops leap down at Hopper, rays and condors drop in from high above and land with a shock, spitters and hounds rise out of the ground by the path, one ambusher waits behind a prop until Hopper has passed, and a second surge appears when the first is down. The HUD counts the host. When the last of it falls the region is </w:t>
+        <w:t xml:space="preserve"> is in plain view long before the fight. Every member waits on the nearest structure top near its spawn (the game finds the perch: the closest top within 70 m standing at least 10 m up, and most of a host is 20 m up or more), crouched, turning to face Hopper from 700 m out, its eyes brightening over the last 500. The player sees the silos with hounds on their tops and the tower crowns with rays folded on them, and knows exactly where the fight will come from. Coming within the stronghold's radius brings the host down over five or six seconds in an authored order: hounds leap off their perches at Hopper, rays and condors launch from the crowns for their stations, spitters and leeches on the faces wake in place, one ambusher waits until Hopper has passed and leaps at his back, and a second surge comes down when the first is down. A perched shadow can be shot or stomped before the stronghold wakes, and doing so brings that one down at once. The HUD counts the host. When the last of it falls the region is </w:t>
       </w:r>
       <w:r>
         <w:rPr>
@@ -7315,21 +7320,12 @@
         <w:t>freed</w:t>
       </w:r>
       <w:r>
-        <w:t xml:space="preserve">: a banner, two hearts back, a thousand points, and the road opens to the next interlude. The last stronghold of a district is </w:t>
-      </w:r>
-      <w:r>
-        <w:rPr>
-          <w:b/>
-        </w:rPr>
-        <w:t>sealed</w:t>
-      </w:r>
-      <w:r>
-        <w:t>: lockdown emitters raise a violet dome for the fight, and the dome is not only overhead — a ribbed wall of light stands at the exact radius Hopper is held inside, flaring where he pushes against it, and the HUD says what would open it. A barrier the player cannot see or explain is a bug, not a challenge. The district exit needs every stronghold freed; Thunderhead's last stronghold is the Night Rook's arena.</w:t>
+        <w:t>: a banner, two hearts back, a thousand points. Nothing bars the trail: a stronghold is a dangerous place on the way, a dense cluster of buildings or a pass with things waiting in it, never a door, and the threshold to the next district is open whether or not the hosts were cleared. Only the mission's commander holds a way shut: Thunderhead's last stronghold is the Night Rook's arena, and the episode ends when it falls.</w:t>
       </w:r>
     </w:p>
     <w:p>
       <w:r>
-        <w:t>Nothing spawns off-screen with damage already in flight, and every arrival has its tell: the crouch on the perch, the shadow of a drop, the flash of an emergence.</w:t>
+        <w:t>Nothing arrives from nowhere: every host member was visible on its perch before it moved, and every arrival has its tell, the crouch on the perch, the launch off the crown, the stare that brightened as Hopper came closer.</w:t>
       </w:r>
     </w:p>
     <w:p>
@@ -11538,7 +11534,7 @@
     </w:p>
     <w:p>
       <w:r>
-        <w:t>Each chapter is a leg between two landmarks with one dominant beat, keeping the 2D game's forty-five chapter names and their elevation envelopes converted to metres. A chapter is an interlude and the stronghold it walks toward, or the last stretch to the landmark: a checkpoint totem at the interlude's start and at the stronghold's edge, one signal on a high thing, one at the bottom of something and one in a cage, and a way back up from its floor. The last chapter of a region ends at the landmark with a sealed stronghold, or with the mission boss.</w:t>
+        <w:t>Each chapter is a leg between two landmarks with one dominant beat, keeping the 2D game's forty-five chapter names and their elevation envelopes converted to metres. A chapter is an interlude and the stronghold it walks toward, or the last stretch to the landmark: a checkpoint totem at the interlude's start and at the stronghold's edge, one signal on a high thing, one at the bottom of something and one in a cage, and a way back up from its floor. The last chapter of a region ends at the landmark with a stronghold, or with the mission boss.</w:t>
       </w:r>
     </w:p>
     <w:p>
@@ -12464,7 +12460,7 @@
     </w:p>
     <w:p>
       <w:r>
-        <w:t>Honey-coloured morning, terraces, windbreaks, silos and fallen seed vessels. Three interludes and three strongholds: the irrigation lesson (a two-tier terrace on the road, a silo to wall-kick, a patrolling pair of hounds) walks toward the Orchard Granary, three silos close together with hounds crouched on their tops, rays dropping in and spitters rising by the path; the windbreak ridges (a thermal onto the ridge, the irrigation cut) walk toward the Seedfall Granary and its two vessels; the road to Crownline climbs a three-tier terrace toward the sealed Crownline Gate. The Crownline towers stand on the horizon the whole time. Exit: the road to Crownline under the windbreaks.</w:t>
+        <w:t>Honey-coloured morning, terraces, windbreaks, silos and fallen seed vessels. Three interludes and three strongholds: the irrigation lesson (a two-tier terrace on the road, a silo to wall-kick, a patrolling pair of hounds) walks toward the Orchard Granary, three silos close together with hounds crouched on their tops, rays dropping in and spitters rising by the path; the windbreak ridges (a thermal onto the ridge, the irrigation cut) walk toward the Seedfall Granary and its two vessels; the road to Crownline climbs a three-tier terrace toward the Crownline Gate. The Crownline towers stand on the horizon the whole time. Exit: the road to Crownline under the windbreaks.</w:t>
       </w:r>
     </w:p>
     <w:p>
@@ -12477,7 +12473,7 @@
     </w:p>
     <w:p>
       <w:r>
-        <w:t>Golden sunset, ivory towers with teal glass bands, roof decks, an elevated line with a train, a construction crown with a slewing crane, billboards that tip, and the observatory at the top. The main line climbs 270 m by roof decks, tower ledges and wall-kick corners, through three strongholds: the Ivory Ward (two towers with hounds on the roofs, rays dropping between them, leeches on the faces as the surge), the Construction Crown, and the sealed Highline Observatory, with the roof ladder, the transit canyon (the rail span runs along the street, the train shuttling) and the sky bridges (a spring pad into a wind lane) as the interludes between. Exit: the observatory crown, looking at the summit.</w:t>
+        <w:t>Golden sunset, ivory towers with teal glass bands, roof decks, an elevated line with a train, a construction crown with a slewing crane, billboards that tip, and the observatory at the top. The main line climbs 270 m by roof decks, tower ledges and wall-kick corners, through three strongholds: the Ivory Ward (two towers with hounds on the roofs, rays dropping between them, leeches on the faces as the surge), the Construction Crown, and the Highline Observatory, with the roof ladder, the transit canyon (the rail span runs along the street, the train shuttling) and the sky bridges (a spring pad into a wind lane) as the interludes between. Exit: the observatory crown, looking at the summit.</w:t>
       </w:r>
     </w:p>
     <w:p>
@@ -14575,7 +14571,7 @@
     </w:p>
     <w:p>
       <w:r>
-        <w:t>Shadows keep their language: charcoal interiors, violet contours, pale cores; furnace species glow orange. Hopper keeps his green, cream, red, blue and gold. Saturated red-white is reserved for lasers, amber-white for danger tells, teal for the guard, violet for lockdown fields and gravity.</w:t>
+        <w:t>Shadows keep their language: charcoal interiors, violet contours, pale cores; furnace species glow orange. Hopper keeps his green, cream, red, blue and gold. Saturated red-white is reserved for lasers, amber-white for danger tells, teal for the guard, violet for gravity.</w:t>
       </w:r>
     </w:p>
     <w:p>
@@ -14963,7 +14959,7 @@
         <w:t>perch graph</w:t>
       </w:r>
       <w:r>
-        <w:t xml:space="preserve"> of landings rather than a navmesh: ground shadows move between landings they can reach, flyers along authored lanes. Waves, knots and lockdown domes as described.</w:t>
+        <w:t xml:space="preserve"> of landings rather than a navmesh: ground shadows move between landings they can reach, flyers along authored lanes. Waves and knots as described; a stronghold's host waits on the perch graph's tops in view.</w:t>
       </w:r>
     </w:p>
     <w:p>
@@ -17289,7 +17285,7 @@
                 <w:color w:val="111111"/>
                 <w:sz w:val="20"/>
               </w:rPr>
-              <w:t>Combat core with hound, spitter, ray and leech; armour, lasers, kick, stomps, dive, lock-on, guard, knots and domes, dissolves</w:t>
+              <w:t>Combat core with hound, spitter, ray and leech; armour, lasers, kick, stomps, dive, lock-on, guard, knots, dissolves</w:t>
             </w:r>
           </w:p>
         </w:tc>

--- a/hopper/3d/design/Hopper_3D_Design.docx
+++ b/hopper/3d/design/Hopper_3D_Design.docx
@@ -6066,7 +6066,7 @@
     </w:p>
     <w:p>
       <w:r>
-        <w:t>Hopper always faces forward: along the trail, or wherever the camera's 45° of manual turn points, or at a locked target. Pulling the stick back is a backpedal at half speed, sideways is a strafe, and the dash, the hop back and the wall kick are manoeuvres that keep the facing. Turning round is the camera's job, never the stick's, so the rider is always looking where the danger is.</w:t>
+        <w:t>Hopper always faces forward: along the trail, or wherever the camera's manual turn points, or at a locked target. Pulling the stick back is a backpedal at half speed, sideways is a strafe, and the dash, the hop back and the wall kick are manoeuvres that keep the facing. Turning round is the camera's job, never the stick's, so the rider is always looking where the danger is.</w:t>
       </w:r>
     </w:p>
     <w:p>
@@ -6144,7 +6144,7 @@
     </w:p>
     <w:p>
       <w:r>
-        <w:t>The camera follows from 54 m behind and above the centre-of-mass socket with a 66° vertical field of view, so Hopper fills about a fifth of the frame and the rider stays visible on his back. It faces the way onward: along the district's trail, the route's own tangent 80 m ahead of Hopper's place on it, never toward a point, so it pans only as the trail bends (never faster than 0.9 rad/s) and never faces back toward the start. Hopper is free to turn round and run toward the camera; the view holds its direction. The right stick turns the view up to 45° either way and it springs back when released. Camera collision is a spring against structure colliders, never a cut: a blocked view pulls the eye in quickly and lets it back out slowly, and the ground lifts the eye rather than pulling it in.</w:t>
+        <w:t>The camera follows from 54 m behind and above the centre-of-mass socket with a 66° vertical field of view, so Hopper fills about a fifth of the frame and the rider stays visible on his back. It faces the way onward: along the district's trail, the route's own tangent 80 m ahead of Hopper's place on it, never toward a point, so it pans only as the trail bends (never faster than 0.9 rad/s) and never faces back toward the start. Hopper is free to turn round and run toward the camera; the view holds its direction. The right stick turns the view up to 144° either way, and forward is the default rather than a demand: a turned view stays where the player left it, and only after two seconds without a touch on the stick does it begin to drift back, coming up to speed over another two seconds and never turning faster than about 26°/s, so the player never feels the camera fighting them. Clicking the stick brings it round in under a second, as a pan rather than a cut. Camera collision is a spring against structure colliders, never a cut: a blocked view pulls the eye in quickly and lets it back out slowly, and the ground lifts the eye rather than pulling it in.</w:t>
       </w:r>
     </w:p>
     <w:p>
@@ -14787,7 +14787,7 @@
     </w:p>
     <w:p>
       <w:r>
-        <w:t>Six armour pips top left with the laser heat gauge beneath them, as before. New: the landing guide ring in the world, height ticks at the screen edge while airborne, the lock-on brackets at a locked core, a small horizon compass strip at the top showing the landmark, the next totem and nearby signals by bearing, and the guard energy arc around the shield while B is held. Boss health appears only in boss arenas. Nothing sits where the rider or the next landing would be.</w:t>
+        <w:t>The top middle of the frame is the way ahead and stays empty: nothing informational is ever drawn there. The top corners hold what they did in 2D, six armour pips with the laser heat gauge beneath them at the top left, the signal count and the sound, fullscreen and pause buttons at the top right. Everything else sits low. The episode, region, chapter, route progress and the landmark compass line are at the lower left above the button legend; the stronghold host count, the locked target's name and health and any gravity note are at the lower right; the commander's bar, phase and tell sit along the bottom edge in the middle; the district title card rises in the lower third. In the world itself: the landing guide ring, height ticks at the right-hand screen edge while airborne, the lock-on brackets at a locked core and the guard energy arc around the shield while B is held. Boss health appears only in boss arenas. Nothing sits where the rider, the next landing or the road ahead would be.</w:t>
       </w:r>
     </w:p>
     <w:p>

--- a/hopper/3d/design/Hopper_3D_Design.docx
+++ b/hopper/3d/design/Hopper_3D_Design.docx
@@ -6219,7 +6219,7 @@
         <w:t>Lock-on (LT held)</w:t>
       </w:r>
       <w:r>
-        <w:t xml:space="preserve"> frames Hopper and the target together, enables strafing on the left stick, and keeps the target in view through a jump. Releasing returns to the follow camera. Tap LT to cycle targets by angle and distance. Lock-on is soft: lasers auto-aim in a cone whether or not a target is locked.</w:t>
+        <w:t xml:space="preserve"> is not a camera mode. It marks a target with the crosshair, turns Hopper toward it and enables strafing on the left stick; the view carries on exactly as it was, and taking the lock, losing it, killing the target or releasing LT never moves the camera a degree. The crosshair sits on the target itself rather than at the middle of the screen, and clamps to the next one when a target falls; with nothing locked it rests at the centre, which is where free aim sends the shots. Tap LT to cycle targets by angle and distance. Lock-on is soft: lasers auto-aim in a cone whether or not a target is locked.</w:t>
       </w:r>
     </w:p>
     <w:p>
@@ -6233,7 +6233,7 @@
         <w:t>Horizon View (LB held)</w:t>
       </w:r>
       <w:r>
-        <w:t xml:space="preserve"> swings the camera up and out to frame the region's exit landmark, the next checkpoint totem and any signals within 300 m, with distance labels. The rider points. Releasing returns smoothly. It is the "which way" button and also the "look at that" button.</w:t>
+        <w:t xml:space="preserve"> swings the camera up and out to frame the region's exit landmark, the next checkpoint totem and any signals within 300 m, with distance labels. The rider points. Releasing keeps the direction it was left at, as a manual turn, and pans it back along the trail within a second: the return is a turn, never a cut. It is the "which way" button and also the "look at that" button.</w:t>
       </w:r>
     </w:p>
     <w:p>
@@ -14787,7 +14787,7 @@
     </w:p>
     <w:p>
       <w:r>
-        <w:t>The top middle of the frame is the way ahead and stays empty: nothing informational is ever drawn there. The top corners hold what they did in 2D, six armour pips with the laser heat gauge beneath them at the top left, the signal count and the sound, fullscreen and pause buttons at the top right. Everything else sits low. The episode, region, chapter, route progress and the landmark compass line are at the lower left above the button legend; the stronghold host count, the locked target's name and health and any gravity note are at the lower right; the commander's bar, phase and tell sit along the bottom edge in the middle; the district title card rises in the lower third. In the world itself: the landing guide ring, height ticks at the right-hand screen edge while airborne, the lock-on brackets at a locked core and the guard energy arc around the shield while B is held. Boss health appears only in boss arenas. Nothing sits where the rider, the next landing or the road ahead would be.</w:t>
+        <w:t>The top middle of the frame is the way ahead and stays empty: nothing informational is ever drawn there. The top corners hold what they did in 2D, six armour pips with the laser heat gauge beneath them at the top left, the signal count and the sound, fullscreen and pause buttons at the top right. Everything else sits low. The episode, region, chapter, route progress and the landmark compass line are at the lower left above the button legend; the stronghold host count, the locked target's name and health and any gravity note are at the lower right; the commander's bar, phase and tell sit along the bottom edge in the middle; the district title card rises in the lower third. In the world itself: the landing guide ring, height ticks at the right-hand screen edge while airborne, the crosshair on the locked target and the guard energy arc around the shield while B is held. Boss health appears only in boss arenas. Nothing sits where the rider, the next landing or the road ahead would be.</w:t>
       </w:r>
     </w:p>
     <w:p>

--- a/hopper/3d/design/Hopper_3D_Design.docx
+++ b/hopper/3d/design/Hopper_3D_Design.docx
@@ -6216,10 +6216,10 @@
         <w:rPr>
           <w:b/>
         </w:rPr>
-        <w:t>Lock-on (LT held)</w:t>
+        <w:t>Aiming (LT held)</w:t>
       </w:r>
       <w:r>
-        <w:t xml:space="preserve"> is not a camera mode. It marks a target with the crosshair, turns Hopper toward it and enables strafing on the left stick; the view carries on exactly as it was, and taking the lock, losing it, killing the target or releasing LT never moves the camera a degree. The crosshair sits on the target itself rather than at the middle of the screen, and clamps to the next one when a target falls; with nothing locked it rests at the centre, which is where free aim sends the shots. Tap LT to cycle targets by angle and distance. Lock-on is soft: lasers auto-aim in a cone whether or not a target is locked.</w:t>
+        <w:t xml:space="preserve"> is a camera mode of distance and zoom, never of direction. The camera comes in from 54 m to 46, steps over Hopper's right shoulder so his flank is clear of the middle of the screen, levels the picture off toward the horizon and narrows the field of view from 66° to 46°; the right stick slows to a little over half speed so a shadow three hundred metres out can be held. The view points where the player points it, going in, coming out and throughout: taking a target, cycling, killing one or releasing the trigger never turns it a degree, and the trail bending underneath does not drag the shot off either. The crosshair is the middle of that picture, drawn in the world so it reads at any range. A shadow the aim comes near takes hold of it and it slides the short way onto that shadow, keeps it while the aim stays roughly on it, and lets go to the centre when the shadow falls or the aim leaves. Hopper faces where the camera faces, so the shot follows the crosshair and the left stick strafes. Tap LT to cycle between the shadows near the crosshair. Lock-on is soft: lasers auto-aim in a cone whether or not a shadow is held.</w:t>
       </w:r>
     </w:p>
     <w:p>
@@ -14787,7 +14787,7 @@
     </w:p>
     <w:p>
       <w:r>
-        <w:t>The top middle of the frame is the way ahead and stays empty: nothing informational is ever drawn there. The top corners hold what they did in 2D, six armour pips with the laser heat gauge beneath them at the top left, the signal count and the sound, fullscreen and pause buttons at the top right. Everything else sits low. The episode, region, chapter, route progress and the landmark compass line are at the lower left above the button legend; the stronghold host count, the locked target's name and health and any gravity note are at the lower right; the commander's bar, phase and tell sit along the bottom edge in the middle; the district title card rises in the lower third. In the world itself: the landing guide ring, height ticks at the right-hand screen edge while airborne, the crosshair on the locked target and the guard energy arc around the shield while B is held. Boss health appears only in boss arenas. Nothing sits where the rider, the next landing or the road ahead would be.</w:t>
+        <w:t>The top middle of the frame is the way ahead and stays empty: nothing informational is ever drawn there. The top corners hold what they did in 2D, six armour pips with the laser heat gauge beneath them at the top left, the signal count and the sound, fullscreen and pause buttons at the top right. Everything else sits low. The episode, region, chapter, route progress and the landmark compass line are at the lower left above the button legend; the stronghold host count, the locked target's name and health and any gravity note are at the lower right; the commander's bar, phase and tell sit along the bottom edge in the middle; the district title card rises in the lower third. In the world itself: the landing guide ring, height ticks at the right-hand screen edge while airborne, the crosshair in the middle of the aimed picture and the guard energy arc around the shield while B is held. Boss health appears only in boss arenas. Nothing sits where the rider, the next landing or the road ahead would be.</w:t>
       </w:r>
     </w:p>
     <w:p>

--- a/hopper/3d/design/Hopper_3D_Design.docx
+++ b/hopper/3d/design/Hopper_3D_Design.docx
@@ -2956,7 +2956,7 @@
     </w:p>
     <w:p>
       <w:r>
-        <w:t>The new clips are request M-001; they add to the existing rig without changing the mesh. Until they arrive the game plays Jump_Loop for gliding with the wing joints opened procedurally, Crouch_Hold for diving and Land for stomps, which is enough to build against.</w:t>
+        <w:t>The new clips are request M-001; they add to the existing rig without changing the mesh. Locomotion, though, is not a clip any more and will not become one: walking, galloping, climbing and flying are driven procedurally over the delivered skeleton, because feet that are placed on the world can hold a slope, a stair and a wall that no authored cycle can. Clips are kept for what the whole body does at once — the kick, a blow taken, the guard, the lasers, the crouch — and the procedural pass fades out under them while they play. It runs after the animation mixer, never before, since the mixer writes the whole skeleton every frame; the wings are beaten there too, which is why a hover drums steadily rather than fluttering.</w:t>
       </w:r>
     </w:p>
     <w:p>
@@ -5759,7 +5759,7 @@
                 <w:color w:val="111111"/>
                 <w:sz w:val="20"/>
               </w:rPr>
-              <w:t>Ledge mantle</w:t>
+              <w:t>Climb</w:t>
             </w:r>
           </w:p>
         </w:tc>
@@ -5791,7 +5791,7 @@
                 <w:color w:val="111111"/>
                 <w:sz w:val="20"/>
               </w:rPr>
-              <w:t>Reach 6 m over the lip, 0.7 s</w:t>
+              <w:t>Push into a face and he takes hold: 27 m/s up, 19 m/s along it, no fall while he holds</w:t>
             </w:r>
           </w:p>
         </w:tc>
@@ -5823,7 +5823,7 @@
                 <w:color w:val="111111"/>
                 <w:sz w:val="20"/>
               </w:rPr>
-              <w:t>Forgives a short leap</w:t>
+              <w:t>Any wall is a way up; A kicks off it</w:t>
             </w:r>
           </w:p>
         </w:tc>
@@ -5860,7 +5860,7 @@
                 <w:color w:val="111111"/>
                 <w:sz w:val="20"/>
               </w:rPr>
-              <w:t>Air control</w:t>
+              <w:t>Ledge mantle</w:t>
             </w:r>
           </w:p>
         </w:tc>
@@ -5892,7 +5892,7 @@
                 <w:color w:val="111111"/>
                 <w:sz w:val="20"/>
               </w:rPr>
-              <w:t>Half of ground acceleration; steering turns the arc, never slows it</w:t>
+              <w:t>Reach 6 m over the lip, 0.7 s</w:t>
             </w:r>
           </w:p>
         </w:tc>
@@ -5924,7 +5924,7 @@
                 <w:color w:val="111111"/>
                 <w:sz w:val="20"/>
               </w:rPr>
-              <w:t>Momentum is kept; pushing back still brakes</w:t>
+              <w:t>Forgives a short leap, and tops out a climb</w:t>
             </w:r>
           </w:p>
         </w:tc>
@@ -5961,7 +5961,7 @@
                 <w:color w:val="111111"/>
                 <w:sz w:val="20"/>
               </w:rPr>
-              <w:t>Coyote time, input buffer</w:t>
+              <w:t>Air control</w:t>
             </w:r>
           </w:p>
         </w:tc>
@@ -5993,6 +5993,107 @@
                 <w:color w:val="111111"/>
                 <w:sz w:val="20"/>
               </w:rPr>
+              <w:t>Half of ground acceleration; steering turns the arc, never slows it</w:t>
+            </w:r>
+          </w:p>
+        </w:tc>
+        <w:tc>
+          <w:tcPr>
+            <w:tcW w:type="dxa" w:w="3730"/>
+            <w:vAlign w:val="center"/>
+            <w:shd w:fill="F2F4F7"/>
+            <w:tcBorders>
+              <w:top w:val="single" w:sz="4" w:color="D9D9D9"/>
+              <w:left w:val="single" w:sz="4" w:color="D9D9D9"/>
+              <w:bottom w:val="single" w:sz="4" w:color="D9D9D9"/>
+              <w:right w:val="single" w:sz="4" w:color="D9D9D9"/>
+            </w:tcBorders>
+            <w:tcMar>
+              <w:top w:w="80" w:type="dxa"/>
+              <w:bottom w:w="80" w:type="dxa"/>
+              <w:left w:w="100" w:type="dxa"/>
+              <w:right w:w="100" w:type="dxa"/>
+            </w:tcMar>
+          </w:tcPr>
+          <w:p>
+            <w:pPr>
+              <w:spacing w:after="0" w:line="245" w:lineRule="auto"/>
+            </w:pPr>
+            <w:r>
+              <w:rPr>
+                <w:b w:val="0"/>
+                <w:color w:val="111111"/>
+                <w:sz w:val="20"/>
+              </w:rPr>
+              <w:t>Momentum is kept; pushing back still brakes</w:t>
+            </w:r>
+          </w:p>
+        </w:tc>
+      </w:tr>
+      <w:tr>
+        <w:trPr>
+          <w:cantSplit/>
+        </w:trPr>
+        <w:tc>
+          <w:tcPr>
+            <w:tcW w:type="dxa" w:w="3096"/>
+            <w:vAlign w:val="center"/>
+            <w:shd w:fill="FFFFFF"/>
+            <w:tcBorders>
+              <w:top w:val="single" w:sz="4" w:color="D9D9D9"/>
+              <w:left w:val="single" w:sz="4" w:color="D9D9D9"/>
+              <w:bottom w:val="single" w:sz="4" w:color="D9D9D9"/>
+              <w:right w:val="single" w:sz="4" w:color="D9D9D9"/>
+            </w:tcBorders>
+            <w:tcMar>
+              <w:top w:w="80" w:type="dxa"/>
+              <w:bottom w:w="80" w:type="dxa"/>
+              <w:left w:w="100" w:type="dxa"/>
+              <w:right w:w="100" w:type="dxa"/>
+            </w:tcMar>
+          </w:tcPr>
+          <w:p>
+            <w:pPr>
+              <w:spacing w:after="0" w:line="245" w:lineRule="auto"/>
+            </w:pPr>
+            <w:r>
+              <w:rPr>
+                <w:b w:val="0"/>
+                <w:color w:val="111111"/>
+                <w:sz w:val="20"/>
+              </w:rPr>
+              <w:t>Coyote time, input buffer</w:t>
+            </w:r>
+          </w:p>
+        </w:tc>
+        <w:tc>
+          <w:tcPr>
+            <w:tcW w:type="dxa" w:w="3456"/>
+            <w:vAlign w:val="center"/>
+            <w:shd w:fill="FFFFFF"/>
+            <w:tcBorders>
+              <w:top w:val="single" w:sz="4" w:color="D9D9D9"/>
+              <w:left w:val="single" w:sz="4" w:color="D9D9D9"/>
+              <w:bottom w:val="single" w:sz="4" w:color="D9D9D9"/>
+              <w:right w:val="single" w:sz="4" w:color="D9D9D9"/>
+            </w:tcBorders>
+            <w:tcMar>
+              <w:top w:w="80" w:type="dxa"/>
+              <w:bottom w:w="80" w:type="dxa"/>
+              <w:left w:w="100" w:type="dxa"/>
+              <w:right w:w="100" w:type="dxa"/>
+            </w:tcMar>
+          </w:tcPr>
+          <w:p>
+            <w:pPr>
+              <w:spacing w:after="0" w:line="245" w:lineRule="auto"/>
+            </w:pPr>
+            <w:r>
+              <w:rPr>
+                <w:b w:val="0"/>
+                <w:color w:val="111111"/>
+                <w:sz w:val="20"/>
+              </w:rPr>
               <w:t>0.12 s · 0.14 s</w:t>
             </w:r>
           </w:p>
@@ -6001,7 +6102,7 @@
           <w:tcPr>
             <w:tcW w:type="dxa" w:w="3730"/>
             <w:vAlign w:val="center"/>
-            <w:shd w:fill="F2F4F7"/>
+            <w:shd w:fill="FFFFFF"/>
             <w:tcBorders>
               <w:top w:val="single" w:sz="4" w:color="D9D9D9"/>
               <w:left w:val="single" w:sz="4" w:color="D9D9D9"/>
@@ -6040,6 +6141,71 @@
           <w:sz w:val="4"/>
         </w:rPr>
         <w:t xml:space="preserve"> </w:t>
+      </w:r>
+    </w:p>
+    <w:p>
+      <w:pPr>
+        <w:pStyle w:val="Heading2"/>
+      </w:pPr>
+      <w:r>
+        <w:t>How he moves: three gaits</w:t>
+      </w:r>
+    </w:p>
+    <w:p>
+      <w:r>
+        <w:t>A grasshopper the size of a horse should move like one when it is crossing open country and like an insect when it is picking its way up something, so there are three gaits and the ground chooses between them.</w:t>
+      </w:r>
+    </w:p>
+    <w:p>
+      <w:pPr>
+        <w:pStyle w:val="ListBullet"/>
+      </w:pPr>
+      <w:r>
+        <w:rPr>
+          <w:b/>
+        </w:rPr>
+        <w:t>Gallop.</w:t>
+      </w:r>
+      <w:r>
+        <w:t xml:space="preserve"> Open ground at a run: four-beat, hind pair first, then the middle and front pairs, with a moment in every stride when nothing is touching the ground. The legs gather in under the body where a horse's are, the body runs low with the knees kept bent, and it bounds — the barrel rising and falling once a stride, the nose lifting as the hind legs drive and dropping as the front pair take the landing. It needs to be a way of going forward: crossing the ground sideways or backing off is the walk, however fast.</w:t>
+      </w:r>
+    </w:p>
+    <w:p>
+      <w:pPr>
+        <w:pStyle w:val="ListBullet"/>
+      </w:pPr>
+      <w:r>
+        <w:rPr>
+          <w:b/>
+        </w:rPr>
+        <w:t>Walk.</w:t>
+      </w:r>
+      <w:r>
+        <w:t xml:space="preserve"> Anything slower, and anything on ground steep enough to pick over: the insect's alternating tripod, three feet down at all times, the wide stance, the high step.</w:t>
+      </w:r>
+    </w:p>
+    <w:p>
+      <w:pPr>
+        <w:pStyle w:val="ListBullet"/>
+      </w:pPr>
+      <w:r>
+        <w:rPr>
+          <w:b/>
+        </w:rPr>
+        <w:t>Climb.</w:t>
+      </w:r>
+      <w:r>
+        <w:t xml:space="preserve"> Ground past about 46°, and any wall he is holding: the same tripod, slower, splayed wider, hugging the face.</w:t>
+      </w:r>
+    </w:p>
+    <w:p>
+      <w:r>
+        <w:t>They cross-fade by speed and by the angle of the ground, so there is no moment where he changes gait; the stride clock is shared, so the feet never jump when one gives way to another.</w:t>
+      </w:r>
+    </w:p>
+    <w:p>
+      <w:r>
+        <w:t>The feet are put on the world, not on the body. A planted foot stays exactly where it was put while the body travels over it, and a swinging foot arcs to where the body will be; the renderer solves two-bone inverse kinematics up each leg to reach them. Nothing is authored per surface, so a stair, a boulder, the lip of a roof and the face of a silo all come out of the same solve, and the body reads its own pitch and roll back off the ground under its six feet rather than being told. In the air the legs hold what the leap left them with: the hind pair swept back and down behind him where they finished the shove, the front and middle pairs drawn up, and everything reaching forward again as the ground comes up.</w:t>
       </w:r>
     </w:p>
     <w:p>
@@ -6077,6 +6243,11 @@
     <w:p>
       <w:r>
         <w:t>Wall kicks chain without limit, because the world is full of corners and the ladder up a tower is a rhythm the player should be allowed to enjoy. Each kick preserves facing and commits steering for 0.16 s.</w:t>
+      </w:r>
+    </w:p>
+    <w:p>
+      <w:r>
+        <w:t>A wall can also simply be climbed. Pushing into a face takes hold of it, from a standing start as much as out of the air: gravity stops, the stick's push into the wall is the climb and its slide along the wall the traverse, and letting go of the stick leaves him hanging and sliding slowly rather than falling. A is the wall kick off it, pulling hard away from it or pressing Y lets go, and a lip within mantle reach is hauled over as it always was. Hopper lies against the face with his back to the camera while he is on it.</w:t>
       </w:r>
     </w:p>
     <w:p>
@@ -6220,6 +6391,20 @@
       </w:r>
       <w:r>
         <w:t xml:space="preserve"> is a camera mode of distance and zoom, never of direction. The camera comes in from 54 m to 46, steps over Hopper's right shoulder so his flank is clear of the middle of the screen, levels the picture off toward the horizon and narrows the field of view from 66° to 46°; the right stick slows to a little over half speed so a shadow three hundred metres out can be held. The view points where the player points it, going in, coming out and throughout: taking a target, cycling, killing one or releasing the trigger never turns it a degree, and the trail bending underneath does not drag the shot off either. The crosshair is the middle of that picture, drawn in the world so it reads at any range. A shadow the aim comes near takes hold of it and it slides the short way onto that shadow, keeps it while the aim stays roughly on it, and lets go to the centre when the shadow falls or the aim leaves. Hopper faces where the camera faces, so the shot follows the crosshair and the left stick strafes. Tap LT to cycle between the shadows near the crosshair. Lock-on is soft: lasers auto-aim in a cone whether or not a shadow is held.</w:t>
+      </w:r>
+    </w:p>
+    <w:p>
+      <w:pPr>
+        <w:pStyle w:val="ListBullet"/>
+      </w:pPr>
+      <w:r>
+        <w:rPr>
+          <w:b/>
+        </w:rPr>
+        <w:t>A climb</w:t>
+      </w:r>
+      <w:r>
+        <w:t xml:space="preserve"> turns the view round to stand off the wall and watch his back go up it, and holds its pitch inside a narrow band: climbing straight up must never point the camera at the sky, so the eye stays a little above the look point, level with the face, and the picture never cranes after him.</w:t>
       </w:r>
     </w:p>
     <w:p>
@@ -14970,10 +15155,24 @@
         <w:rPr>
           <w:b/>
         </w:rPr>
+        <w:t>Gaits:</w:t>
+      </w:r>
+      <w:r>
+        <w:t xml:space="preserve"> a small pure module decides which of the three gaits is running, keeps the stride clock, and puts the six feet in the world; a rig module solves two-bone IK up each leg on the delivered skeleton to reach them. Both run in the node tests at the game's own rate, so the rhythms, the suspension in the gallop, the planting and the body's angle on a slope are checked rather than eyeballed.</w:t>
+      </w:r>
+    </w:p>
+    <w:p>
+      <w:pPr>
+        <w:pStyle w:val="ListBullet"/>
+      </w:pPr>
+      <w:r>
+        <w:rPr>
+          <w:b/>
+        </w:rPr>
         <w:t>Camera:</w:t>
       </w:r>
       <w:r>
-        <w:t xml:space="preserve"> a follow rig with spring collision, the lock-on and Horizon View rigs, and the leap and glide framing rules above.</w:t>
+        <w:t xml:space="preserve"> a follow rig with spring collision, the aiming and Horizon View rigs, the climb framing, and the leap and glide framing rules above.</w:t>
       </w:r>
     </w:p>
     <w:p>
